--- a/docs/word/13 - Operação.docx
+++ b/docs/word/13 - Operação.docx
@@ -92,7 +92,7 @@
           <w:sz w:val="22"/>
           <w:szCs w:val="22"/>
         </w:rPr>
-        <w:t xml:space="preserve">Atualizado em 08 de outubro de 2026</w:t>
+        <w:t xml:space="preserve">Atualizado em 16 de outubro de 2026</w:t>
       </w:r>
     </w:p>
     <w:p>
